--- a/policies/build/masters/ROM.1_v2_master.docx
+++ b/policies/build/masters/ROM.1_v2_master.docx
@@ -11,40 +11,25 @@
         <w:rPr>
           <w:b/>
           <w:bCs/>
+          <w:sz w:val="28"/>
+          <w:szCs w:val="28"/>
+        </w:rPr>
+        <w:t>Policy on Governance — Roles, Responsibilities and Ethical Management</w:t>
+      </w:r>
+    </w:p>
+    <w:p>
+      <w:pPr>
+        <w:spacing w:after="60"/>
+        <w:jc w:val="center"/>
+      </w:pPr>
+      <w:r>
+        <w:rPr>
+          <w:b/>
+          <w:bCs/>
           <w:sz w:val="32"/>
           <w:szCs w:val="32"/>
         </w:rPr>
         <w:t xml:space="preserve">«Hospital Name»</w:t>
-      </w:r>
-    </w:p>
-    <w:p>
-      <w:pPr>
-        <w:spacing w:after="60"/>
-        <w:jc w:val="center"/>
-      </w:pPr>
-      <w:r>
-        <w:rPr>
-          <w:b/>
-          <w:bCs/>
-          <w:sz w:val="28"/>
-          <w:szCs w:val="28"/>
-        </w:rPr>
-        <w:t xml:space="preserve">Governance — Roles, Responsibilities and Ethical Management</w:t>
-      </w:r>
-    </w:p>
-    <w:p>
-      <w:pPr>
-        <w:spacing w:after="240"/>
-        <w:jc w:val="center"/>
-      </w:pPr>
-      <w:r>
-        <w:rPr>
-          <w:i/>
-          <w:iCs/>
-          <w:sz w:val="20"/>
-          <w:szCs w:val="20"/>
-        </w:rPr>
-        <w:t xml:space="preserve">Governance roles, mission, performance and ethical management.</w:t>
       </w:r>
     </w:p>
     <w:p>
@@ -2460,154 +2445,6 @@
         <w:t xml:space="preserve">The Nursing Superintendent holds signed acknowledgements with the induction record.</w:t>
       </w:r>
     </w:p>
-    <w:p>
-      <w:pPr>
-        <w:pStyle w:val="Heading1"/>
-        <w:spacing w:after="120" w:before="280"/>
-      </w:pPr>
-      <w:r>
-        <w:t xml:space="preserve">9. References</w:t>
-      </w:r>
-    </w:p>
-    <w:p>
-      <w:pPr>
-        <w:pStyle w:val="ListParagraph"/>
-        <w:numPr>
-          <w:ilvl w:val="0"/>
-          <w:numId w:val="1"/>
-        </w:numPr>
-        <w:spacing w:after="60"/>
-      </w:pPr>
-      <w:r>
-        <w:rPr>
-          <w:sz w:val="22"/>
-          <w:szCs w:val="22"/>
-        </w:rPr>
-        <w:t xml:space="preserve">National Accreditation Board for Hospitals and Healthcare Providers (NABH), Standards for Small Healthcare Organisations, 3rd Edition — Responsibilities of Management chapter, standard ROM.1.</w:t>
-      </w:r>
-    </w:p>
-    <w:p>
-      <w:pPr>
-        <w:pStyle w:val="ListParagraph"/>
-        <w:numPr>
-          <w:ilvl w:val="0"/>
-          <w:numId w:val="1"/>
-        </w:numPr>
-        <w:spacing w:after="60"/>
-      </w:pPr>
-      <w:r>
-        <w:rPr>
-          <w:sz w:val="22"/>
-          <w:szCs w:val="22"/>
-        </w:rPr>
-        <w:t xml:space="preserve">Internal documents of «Hospital Name»: governance register; vision, mission and values display; performance monitoring reports; senior-leader appointment records; ethical management framework and code of ethics.</w:t>
-      </w:r>
-    </w:p>
-    <w:p>
-      <w:pPr>
-        <w:pStyle w:val="Heading1"/>
-        <w:spacing w:after="120" w:before="280"/>
-      </w:pPr>
-      <w:r>
-        <w:t xml:space="preserve">10. Distribution</w:t>
-      </w:r>
-    </w:p>
-    <w:p>
-      <w:pPr>
-        <w:spacing w:after="140"/>
-      </w:pPr>
-      <w:r>
-        <w:rPr>
-          <w:sz w:val="22"/>
-          <w:szCs w:val="22"/>
-        </w:rPr>
-        <w:t xml:space="preserve">Official master copy: office of the Medical Superintendent, «Hospital Name», with the Quality Coordinator.</w:t>
-      </w:r>
-    </w:p>
-    <w:p>
-      <w:pPr>
-        <w:spacing w:after="140"/>
-      </w:pPr>
-      <w:r>
-        <w:rPr>
-          <w:sz w:val="22"/>
-          <w:szCs w:val="22"/>
-        </w:rPr>
-        <w:t xml:space="preserve">Copies issued to: governing body members; department and service heads; nursing administration; quality office.</w:t>
-      </w:r>
-    </w:p>
-    <w:p>
-      <w:pPr>
-        <w:spacing w:after="140"/>
-      </w:pPr>
-      <w:r>
-        <w:rPr>
-          <w:sz w:val="22"/>
-          <w:szCs w:val="22"/>
-        </w:rPr>
-        <w:t xml:space="preserve">The current version is available to all staff at the «front-office policy file» and, if the hospital keeps an intranet, at «staff intranet / policies».</w:t>
-      </w:r>
-    </w:p>
-    <w:p>
-      <w:pPr>
-        <w:spacing w:after="140"/>
-      </w:pPr>
-      <w:r>
-        <w:rPr>
-          <w:sz w:val="22"/>
-          <w:szCs w:val="22"/>
-        </w:rPr>
-        <w:t xml:space="preserve">When a new version is issued, take old copies out of use.</w:t>
-      </w:r>
-    </w:p>
-    <w:p>
-      <w:pPr>
-        <w:pStyle w:val="Heading1"/>
-        <w:spacing w:after="120" w:before="280"/>
-      </w:pPr>
-      <w:r>
-        <w:t xml:space="preserve">11. Abbreviations</w:t>
-      </w:r>
-    </w:p>
-    <w:p>
-      <w:pPr>
-        <w:spacing w:after="140"/>
-      </w:pPr>
-      <w:r>
-        <w:rPr>
-          <w:sz w:val="22"/>
-          <w:szCs w:val="22"/>
-        </w:rPr>
-        <w:t xml:space="preserve">CAPA — corrective and preventive action
-NABH — National Accreditation Board for Hospitals and Healthcare Providers
-OE — objective element
-ROM — Responsibilities of Management (NABH SHCO chapter 7)
-SHCO — Standards for Small Healthcare Organisations</w:t>
-      </w:r>
-    </w:p>
-    <w:p>
-      <w:pPr>
-        <w:pStyle w:val="Heading1"/>
-        <w:spacing w:after="120" w:before="280"/>
-      </w:pPr>
-      <w:r>
-        <w:t xml:space="preserve">12. Traceability to NABH SHCO 3rd Edition ROM.1</w:t>
-      </w:r>
-    </w:p>
-    <w:p>
-      <w:pPr>
-        <w:spacing w:after="120"/>
-      </w:pPr>
-      <w:r>
-        <w:rPr>
-          <w:i/>
-          <w:iCs/>
-          <w:sz w:val="20"/>
-          <w:szCs w:val="20"/>
-        </w:rPr>
-        <w:t xml:space="preserve">This table is an index. It is not how the policy is organised.</w:t>
-      </w:r>
-    </w:p>
     <w:tbl>
       <w:tblPr>
         <w:tblW w:type="pct" w:w="100%"/>
@@ -3177,7 +3014,89 @@
         <w:spacing w:after="120" w:before="280"/>
       </w:pPr>
       <w:r>
-        <w:t xml:space="preserve">13. Required Records / Evidence Checklist</w:t>
+        <w:t>9. Distribution</w:t>
+      </w:r>
+    </w:p>
+    <w:p>
+      <w:pPr>
+        <w:spacing w:after="140"/>
+      </w:pPr>
+      <w:r>
+        <w:rPr>
+          <w:sz w:val="22"/>
+          <w:szCs w:val="22"/>
+        </w:rPr>
+        <w:t xml:space="preserve">Official master copy: office of the Medical Superintendent, «Hospital Name», with the Quality Coordinator.</w:t>
+      </w:r>
+    </w:p>
+    <w:p>
+      <w:pPr>
+        <w:spacing w:after="140"/>
+      </w:pPr>
+      <w:r>
+        <w:rPr>
+          <w:sz w:val="22"/>
+          <w:szCs w:val="22"/>
+        </w:rPr>
+        <w:t xml:space="preserve">Copies issued to: governing body members; department and service heads; nursing administration; quality office.</w:t>
+      </w:r>
+    </w:p>
+    <w:p>
+      <w:pPr>
+        <w:spacing w:after="140"/>
+      </w:pPr>
+      <w:r>
+        <w:rPr>
+          <w:sz w:val="22"/>
+          <w:szCs w:val="22"/>
+        </w:rPr>
+        <w:t xml:space="preserve">The current version is available to all staff at the «front-office policy file» and, if the hospital keeps an intranet, at «staff intranet / policies».</w:t>
+      </w:r>
+    </w:p>
+    <w:p>
+      <w:pPr>
+        <w:spacing w:after="140"/>
+      </w:pPr>
+      <w:r>
+        <w:rPr>
+          <w:sz w:val="22"/>
+          <w:szCs w:val="22"/>
+        </w:rPr>
+        <w:t xml:space="preserve">When a new version is issued, take old copies out of use.</w:t>
+      </w:r>
+    </w:p>
+    <w:p>
+      <w:pPr>
+        <w:pStyle w:val="Heading1"/>
+        <w:spacing w:after="120" w:before="280"/>
+      </w:pPr>
+      <w:r>
+        <w:t>10. Abbreviations</w:t>
+      </w:r>
+    </w:p>
+    <w:p>
+      <w:pPr>
+        <w:spacing w:after="140"/>
+      </w:pPr>
+      <w:r>
+        <w:rPr>
+          <w:sz w:val="22"/>
+          <w:szCs w:val="22"/>
+        </w:rPr>
+        <w:t xml:space="preserve">CAPA — corrective and preventive action
+NABH — National Accreditation Board for Hospitals and Healthcare Providers
+OE — objective element
+ROM — Responsibilities of Management (NABH SHCO chapter 7)
+SHCO — Standards for Small Healthcare Organisations</w:t>
+      </w:r>
+    </w:p>
+    <w:p>
+      <w:pPr>
+        <w:pStyle w:val="Heading1"/>
+        <w:spacing w:after="120" w:before="280"/>
+      </w:pPr>
+      <w:r>
+        <w:t>11. Traceability to NABH SHCO 3rd Edition ROM.1</w:t>
       </w:r>
     </w:p>
     <w:p>
@@ -3191,6 +3110,29 @@
           <w:sz w:val="20"/>
           <w:szCs w:val="20"/>
         </w:rPr>
+        <w:t xml:space="preserve">This table is an index. It is not how the policy is organised.</w:t>
+      </w:r>
+    </w:p>
+    <w:p>
+      <w:pPr>
+        <w:pStyle w:val="Heading1"/>
+        <w:spacing w:after="120" w:before="280"/>
+      </w:pPr>
+      <w:r>
+        <w:t>12. Required Records / Evidence Checklist</w:t>
+      </w:r>
+    </w:p>
+    <w:p>
+      <w:pPr>
+        <w:spacing w:after="120"/>
+      </w:pPr>
+      <w:r>
+        <w:rPr>
+          <w:i/>
+          <w:iCs/>
+          <w:sz w:val="20"/>
+          <w:szCs w:val="20"/>
+        </w:rPr>
         <w:t xml:space="preserve">Records the hospital holds under this policy, listed by objective element.</w:t>
       </w:r>
     </w:p>
@@ -3543,6 +3485,49 @@
           <w:szCs w:val="22"/>
         </w:rPr>
         <w:t xml:space="preserve">Quarterly audit sample showing framework is in operation, not display only.</w:t>
+      </w:r>
+    </w:p>
+    <w:p>
+      <w:pPr>
+        <w:pStyle w:val="Heading1"/>
+        <w:spacing w:after="120" w:before="280"/>
+      </w:pPr>
+      <w:r>
+        <w:t>13. References</w:t>
+      </w:r>
+    </w:p>
+    <w:p>
+      <w:pPr>
+        <w:pStyle w:val="ListParagraph"/>
+        <w:numPr>
+          <w:ilvl w:val="0"/>
+          <w:numId w:val="1"/>
+        </w:numPr>
+        <w:spacing w:after="60"/>
+      </w:pPr>
+      <w:r>
+        <w:rPr>
+          <w:sz w:val="22"/>
+          <w:szCs w:val="22"/>
+        </w:rPr>
+        <w:t xml:space="preserve">National Accreditation Board for Hospitals and Healthcare Providers (NABH), Standards for Small Healthcare Organisations, 3rd Edition — Responsibilities of Management chapter, standard ROM.1.</w:t>
+      </w:r>
+    </w:p>
+    <w:p>
+      <w:pPr>
+        <w:pStyle w:val="ListParagraph"/>
+        <w:numPr>
+          <w:ilvl w:val="0"/>
+          <w:numId w:val="1"/>
+        </w:numPr>
+        <w:spacing w:after="60"/>
+      </w:pPr>
+      <w:r>
+        <w:rPr>
+          <w:sz w:val="22"/>
+          <w:szCs w:val="22"/>
+        </w:rPr>
+        <w:t xml:space="preserve">Internal documents of «Hospital Name»: governance register; vision, mission and values display; performance monitoring reports; senior-leader appointment records; ethical management framework and code of ethics.</w:t>
       </w:r>
     </w:p>
     <w:p>
@@ -3667,7 +3652,7 @@
         <w:sz w:val="16"/>
         <w:szCs w:val="16"/>
       </w:rPr>
-      <w:t xml:space="preserve">«Hospital Name»  |  «ROM/POL/01»  |  Controlled document  |  Governance — Roles, Responsibilities and Ethical Management</w:t>
+      <w:t>«Hospital Name»  |  «ROM/POL/01»  |  Controlled document  |  Policy on Governance — Roles, Responsibilities and Ethical Management</w:t>
     </w:r>
   </w:p>
 </w:ftr>

--- a/policies/build/masters/ROM.1_v2_master.docx
+++ b/policies/build/masters/ROM.1_v2_master.docx
@@ -2462,6 +2462,7 @@
         <w:gridCol w:w="100"/>
         <w:gridCol w:w="100"/>
         <w:gridCol w:w="100"/>
+        <w:gridCol w:w="100"/>
       </w:tblGrid>
       <w:tr>
         <w:tc>
@@ -2489,6 +2490,26 @@
         </w:tc>
         <w:tc>
           <w:tcPr>
+            <w:tcW w:type="pct" w:w="12%"/>
+            <w:tcBorders>
+              <w:top w:val="single" w:color="999999" w:sz="4"/>
+              <w:left w:val="single" w:color="999999" w:sz="4"/>
+              <w:bottom w:val="single" w:color="999999" w:sz="4"/>
+              <w:right w:val="single" w:color="999999" w:sz="4"/>
+            </w:tcBorders>
+            <w:shd w:fill="E8E8E8" w:val="clear"/>
+          </w:tcPr>
+          <w:p>
+            <w:r>
+              <w:rPr>
+                <w:b/>
+              </w:rPr>
+              <w:t>Level</w:t>
+            </w:r>
+          </w:p>
+        </w:tc>
+        <w:tc>
+          <w:tcPr>
             <w:tcW w:type="pct" w:w="32%"/>
             <w:tcBorders>
               <w:top w:val="single" w:color="999999" w:sz="4"/>
@@ -2582,6 +2603,22 @@
         </w:tc>
         <w:tc>
           <w:tcPr>
+            <w:tcW w:type="pct" w:w="12%"/>
+            <w:tcBorders>
+              <w:top w:val="single" w:color="999999" w:sz="4"/>
+              <w:left w:val="single" w:color="999999" w:sz="4"/>
+              <w:bottom w:val="single" w:color="999999" w:sz="4"/>
+              <w:right w:val="single" w:color="999999" w:sz="4"/>
+            </w:tcBorders>
+          </w:tcPr>
+          <w:p>
+            <w:r>
+              <w:t>CORE*</w:t>
+            </w:r>
+          </w:p>
+        </w:tc>
+        <w:tc>
+          <w:tcPr>
             <w:tcW w:type="pct" w:w="32%"/>
             <w:tcBorders>
               <w:top w:val="single" w:color="999999" w:sz="4"/>
@@ -2672,6 +2709,22 @@
         </w:tc>
         <w:tc>
           <w:tcPr>
+            <w:tcW w:type="pct" w:w="12%"/>
+            <w:tcBorders>
+              <w:top w:val="single" w:color="999999" w:sz="4"/>
+              <w:left w:val="single" w:color="999999" w:sz="4"/>
+              <w:bottom w:val="single" w:color="999999" w:sz="4"/>
+              <w:right w:val="single" w:color="999999" w:sz="4"/>
+            </w:tcBorders>
+          </w:tcPr>
+          <w:p>
+            <w:r>
+              <w:t>Commitment*</w:t>
+            </w:r>
+          </w:p>
+        </w:tc>
+        <w:tc>
+          <w:tcPr>
             <w:tcW w:type="pct" w:w="32%"/>
             <w:tcBorders>
               <w:top w:val="single" w:color="999999" w:sz="4"/>
@@ -2762,6 +2815,22 @@
         </w:tc>
         <w:tc>
           <w:tcPr>
+            <w:tcW w:type="pct" w:w="12%"/>
+            <w:tcBorders>
+              <w:top w:val="single" w:color="999999" w:sz="4"/>
+              <w:left w:val="single" w:color="999999" w:sz="4"/>
+              <w:bottom w:val="single" w:color="999999" w:sz="4"/>
+              <w:right w:val="single" w:color="999999" w:sz="4"/>
+            </w:tcBorders>
+          </w:tcPr>
+          <w:p>
+            <w:r>
+              <w:t>Achievement</w:t>
+            </w:r>
+          </w:p>
+        </w:tc>
+        <w:tc>
+          <w:tcPr>
             <w:tcW w:type="pct" w:w="32%"/>
             <w:tcBorders>
               <w:top w:val="single" w:color="999999" w:sz="4"/>
@@ -2852,6 +2921,22 @@
         </w:tc>
         <w:tc>
           <w:tcPr>
+            <w:tcW w:type="pct" w:w="12%"/>
+            <w:tcBorders>
+              <w:top w:val="single" w:color="999999" w:sz="4"/>
+              <w:left w:val="single" w:color="999999" w:sz="4"/>
+              <w:bottom w:val="single" w:color="999999" w:sz="4"/>
+              <w:right w:val="single" w:color="999999" w:sz="4"/>
+            </w:tcBorders>
+          </w:tcPr>
+          <w:p>
+            <w:r>
+              <w:t>Commitment</w:t>
+            </w:r>
+          </w:p>
+        </w:tc>
+        <w:tc>
+          <w:tcPr>
             <w:tcW w:type="pct" w:w="32%"/>
             <w:tcBorders>
               <w:top w:val="single" w:color="999999" w:sz="4"/>
@@ -2942,6 +3027,22 @@
         </w:tc>
         <w:tc>
           <w:tcPr>
+            <w:tcW w:type="pct" w:w="12%"/>
+            <w:tcBorders>
+              <w:top w:val="single" w:color="999999" w:sz="4"/>
+              <w:left w:val="single" w:color="999999" w:sz="4"/>
+              <w:bottom w:val="single" w:color="999999" w:sz="4"/>
+              <w:right w:val="single" w:color="999999" w:sz="4"/>
+            </w:tcBorders>
+          </w:tcPr>
+          <w:p>
+            <w:r>
+              <w:t>CORE*</w:t>
+            </w:r>
+          </w:p>
+        </w:tc>
+        <w:tc>
+          <w:tcPr>
             <w:tcW w:type="pct" w:w="32%"/>
             <w:tcBorders>
               <w:top w:val="single" w:color="999999" w:sz="4"/>
@@ -3074,22 +3175,275 @@
         <w:t>10. Abbreviations</w:t>
       </w:r>
     </w:p>
-    <w:p>
-      <w:pPr>
-        <w:spacing w:after="140"/>
-      </w:pPr>
-      <w:r>
-        <w:rPr>
-          <w:sz w:val="22"/>
-          <w:szCs w:val="22"/>
-        </w:rPr>
-        <w:t xml:space="preserve">CAPA — corrective and preventive action
-NABH — National Accreditation Board for Hospitals and Healthcare Providers
-OE — objective element
-ROM — Responsibilities of Management (NABH SHCO chapter 7)
-SHCO — Standards for Small Healthcare Organisations</w:t>
-      </w:r>
-    </w:p>
+    <w:tbl>
+      <w:tblPr>
+        <w:tblW w:type="pct" w:w="100%"/>
+        <w:tblBorders>
+          <w:top w:val="single" w:color="auto" w:sz="4"/>
+          <w:left w:val="single" w:color="auto" w:sz="4"/>
+          <w:bottom w:val="single" w:color="auto" w:sz="4"/>
+          <w:right w:val="single" w:color="auto" w:sz="4"/>
+          <w:insideH w:val="single" w:color="auto" w:sz="4"/>
+          <w:insideV w:val="single" w:color="auto" w:sz="4"/>
+        </w:tblBorders>
+      </w:tblPr>
+      <w:tblGrid>
+        <w:gridCol w:w="100"/>
+        <w:gridCol w:w="100"/>
+      </w:tblGrid>
+      <w:tr>
+        <w:tc>
+          <w:tcPr>
+            <w:tcW w:type="pct" w:w="22%"/>
+            <w:tcBorders>
+              <w:top w:val="single" w:color="999999" w:sz="4"/>
+              <w:left w:val="single" w:color="999999" w:sz="4"/>
+              <w:bottom w:val="single" w:color="999999" w:sz="4"/>
+              <w:right w:val="single" w:color="999999" w:sz="4"/>
+            </w:tcBorders>
+            <w:shd w:fill="E8E8E8" w:val="clear"/>
+          </w:tcPr>
+          <w:p>
+            <w:r>
+              <w:rPr>
+                <w:b/>
+              </w:rPr>
+              <w:t>Abbreviation</w:t>
+            </w:r>
+          </w:p>
+        </w:tc>
+        <w:tc>
+          <w:tcPr>
+            <w:tcW w:type="pct" w:w="22%"/>
+            <w:tcBorders>
+              <w:top w:val="single" w:color="999999" w:sz="4"/>
+              <w:left w:val="single" w:color="999999" w:sz="4"/>
+              <w:bottom w:val="single" w:color="999999" w:sz="4"/>
+              <w:right w:val="single" w:color="999999" w:sz="4"/>
+            </w:tcBorders>
+            <w:shd w:fill="E8E8E8" w:val="clear"/>
+          </w:tcPr>
+          <w:p>
+            <w:r>
+              <w:rPr>
+                <w:b/>
+              </w:rPr>
+              <w:t>Meaning</w:t>
+            </w:r>
+          </w:p>
+        </w:tc>
+      </w:tr>
+      <w:tr>
+        <w:tc>
+          <w:tcPr>
+            <w:tcW w:type="pct" w:w="22%"/>
+            <w:tcBorders>
+              <w:top w:val="single" w:color="999999" w:sz="4"/>
+              <w:left w:val="single" w:color="999999" w:sz="4"/>
+              <w:bottom w:val="single" w:color="999999" w:sz="4"/>
+              <w:right w:val="single" w:color="999999" w:sz="4"/>
+            </w:tcBorders>
+            <w:shd w:fill="E8E8E8" w:val="clear"/>
+          </w:tcPr>
+          <w:p>
+            <w:r>
+              <w:rPr>
+                <w:b w:val="0"/>
+              </w:rPr>
+              <w:t>CAPA</w:t>
+            </w:r>
+          </w:p>
+        </w:tc>
+        <w:tc>
+          <w:tcPr>
+            <w:tcW w:type="pct" w:w="22%"/>
+            <w:tcBorders>
+              <w:top w:val="single" w:color="999999" w:sz="4"/>
+              <w:left w:val="single" w:color="999999" w:sz="4"/>
+              <w:bottom w:val="single" w:color="999999" w:sz="4"/>
+              <w:right w:val="single" w:color="999999" w:sz="4"/>
+            </w:tcBorders>
+            <w:shd w:fill="E8E8E8" w:val="clear"/>
+          </w:tcPr>
+          <w:p>
+            <w:r>
+              <w:rPr>
+                <w:b w:val="0"/>
+              </w:rPr>
+              <w:t>corrective and preventive action</w:t>
+            </w:r>
+          </w:p>
+        </w:tc>
+      </w:tr>
+      <w:tr>
+        <w:tc>
+          <w:tcPr>
+            <w:tcW w:type="pct" w:w="22%"/>
+            <w:tcBorders>
+              <w:top w:val="single" w:color="999999" w:sz="4"/>
+              <w:left w:val="single" w:color="999999" w:sz="4"/>
+              <w:bottom w:val="single" w:color="999999" w:sz="4"/>
+              <w:right w:val="single" w:color="999999" w:sz="4"/>
+            </w:tcBorders>
+            <w:shd w:fill="E8E8E8" w:val="clear"/>
+          </w:tcPr>
+          <w:p>
+            <w:r>
+              <w:rPr>
+                <w:b w:val="0"/>
+              </w:rPr>
+              <w:t>NABH</w:t>
+            </w:r>
+          </w:p>
+        </w:tc>
+        <w:tc>
+          <w:tcPr>
+            <w:tcW w:type="pct" w:w="22%"/>
+            <w:tcBorders>
+              <w:top w:val="single" w:color="999999" w:sz="4"/>
+              <w:left w:val="single" w:color="999999" w:sz="4"/>
+              <w:bottom w:val="single" w:color="999999" w:sz="4"/>
+              <w:right w:val="single" w:color="999999" w:sz="4"/>
+            </w:tcBorders>
+            <w:shd w:fill="E8E8E8" w:val="clear"/>
+          </w:tcPr>
+          <w:p>
+            <w:r>
+              <w:rPr>
+                <w:b w:val="0"/>
+              </w:rPr>
+              <w:t>National Accreditation Board for Hospitals and Healthcare Providers</w:t>
+            </w:r>
+          </w:p>
+        </w:tc>
+      </w:tr>
+      <w:tr>
+        <w:tc>
+          <w:tcPr>
+            <w:tcW w:type="pct" w:w="22%"/>
+            <w:tcBorders>
+              <w:top w:val="single" w:color="999999" w:sz="4"/>
+              <w:left w:val="single" w:color="999999" w:sz="4"/>
+              <w:bottom w:val="single" w:color="999999" w:sz="4"/>
+              <w:right w:val="single" w:color="999999" w:sz="4"/>
+            </w:tcBorders>
+            <w:shd w:fill="E8E8E8" w:val="clear"/>
+          </w:tcPr>
+          <w:p>
+            <w:r>
+              <w:rPr>
+                <w:b w:val="0"/>
+              </w:rPr>
+              <w:t>OE</w:t>
+            </w:r>
+          </w:p>
+        </w:tc>
+        <w:tc>
+          <w:tcPr>
+            <w:tcW w:type="pct" w:w="22%"/>
+            <w:tcBorders>
+              <w:top w:val="single" w:color="999999" w:sz="4"/>
+              <w:left w:val="single" w:color="999999" w:sz="4"/>
+              <w:bottom w:val="single" w:color="999999" w:sz="4"/>
+              <w:right w:val="single" w:color="999999" w:sz="4"/>
+            </w:tcBorders>
+            <w:shd w:fill="E8E8E8" w:val="clear"/>
+          </w:tcPr>
+          <w:p>
+            <w:r>
+              <w:rPr>
+                <w:b w:val="0"/>
+              </w:rPr>
+              <w:t>objective element</w:t>
+            </w:r>
+          </w:p>
+        </w:tc>
+      </w:tr>
+      <w:tr>
+        <w:tc>
+          <w:tcPr>
+            <w:tcW w:type="pct" w:w="22%"/>
+            <w:tcBorders>
+              <w:top w:val="single" w:color="999999" w:sz="4"/>
+              <w:left w:val="single" w:color="999999" w:sz="4"/>
+              <w:bottom w:val="single" w:color="999999" w:sz="4"/>
+              <w:right w:val="single" w:color="999999" w:sz="4"/>
+            </w:tcBorders>
+            <w:shd w:fill="E8E8E8" w:val="clear"/>
+          </w:tcPr>
+          <w:p>
+            <w:r>
+              <w:rPr>
+                <w:b w:val="0"/>
+              </w:rPr>
+              <w:t>ROM</w:t>
+            </w:r>
+          </w:p>
+        </w:tc>
+        <w:tc>
+          <w:tcPr>
+            <w:tcW w:type="pct" w:w="22%"/>
+            <w:tcBorders>
+              <w:top w:val="single" w:color="999999" w:sz="4"/>
+              <w:left w:val="single" w:color="999999" w:sz="4"/>
+              <w:bottom w:val="single" w:color="999999" w:sz="4"/>
+              <w:right w:val="single" w:color="999999" w:sz="4"/>
+            </w:tcBorders>
+            <w:shd w:fill="E8E8E8" w:val="clear"/>
+          </w:tcPr>
+          <w:p>
+            <w:r>
+              <w:rPr>
+                <w:b w:val="0"/>
+              </w:rPr>
+              <w:t>Responsibilities of Management (NABH SHCO chapter 7)</w:t>
+            </w:r>
+          </w:p>
+        </w:tc>
+      </w:tr>
+      <w:tr>
+        <w:tc>
+          <w:tcPr>
+            <w:tcW w:type="pct" w:w="22%"/>
+            <w:tcBorders>
+              <w:top w:val="single" w:color="999999" w:sz="4"/>
+              <w:left w:val="single" w:color="999999" w:sz="4"/>
+              <w:bottom w:val="single" w:color="999999" w:sz="4"/>
+              <w:right w:val="single" w:color="999999" w:sz="4"/>
+            </w:tcBorders>
+            <w:shd w:fill="E8E8E8" w:val="clear"/>
+          </w:tcPr>
+          <w:p>
+            <w:r>
+              <w:rPr>
+                <w:b w:val="0"/>
+              </w:rPr>
+              <w:t>SHCO</w:t>
+            </w:r>
+          </w:p>
+        </w:tc>
+        <w:tc>
+          <w:tcPr>
+            <w:tcW w:type="pct" w:w="22%"/>
+            <w:tcBorders>
+              <w:top w:val="single" w:color="999999" w:sz="4"/>
+              <w:left w:val="single" w:color="999999" w:sz="4"/>
+              <w:bottom w:val="single" w:color="999999" w:sz="4"/>
+              <w:right w:val="single" w:color="999999" w:sz="4"/>
+            </w:tcBorders>
+            <w:shd w:fill="E8E8E8" w:val="clear"/>
+          </w:tcPr>
+          <w:p>
+            <w:r>
+              <w:rPr>
+                <w:b w:val="0"/>
+              </w:rPr>
+              <w:t>Standards for Small Healthcare Organisations</w:t>
+            </w:r>
+          </w:p>
+        </w:tc>
+      </w:tr>
+    </w:tbl>
     <w:p>
       <w:pPr>
         <w:pStyle w:val="Heading1"/>

--- a/policies/build/masters/ROM.1_v2_master.docx
+++ b/policies/build/masters/ROM.1_v2_master.docx
@@ -689,31 +689,7 @@
           <w:sz w:val="22"/>
           <w:szCs w:val="22"/>
         </w:rPr>
-        <w:t xml:space="preserve">The chapter intent is that the management of the healthcare organisation is aware of and manages all key components of governance. Those responsible for governance are identified and their roles defined. The standards encourage the governance of the organisation professionally and ethically.</w:t>
-      </w:r>
-    </w:p>
-    <w:p>
-      <w:pPr>
-        <w:spacing w:after="140"/>
-      </w:pPr>
-      <w:r>
-        <w:rPr>
-          <w:sz w:val="22"/>
-          <w:szCs w:val="22"/>
-        </w:rPr>
         <w:t xml:space="preserve">Note: "Responsible for Governance" refers to the governing entity and can exist in many configurations — owner(s), board of directors, public hospital ministry.</w:t>
-      </w:r>
-    </w:p>
-    <w:p>
-      <w:pPr>
-        <w:spacing w:after="140"/>
-      </w:pPr>
-      <w:r>
-        <w:rPr>
-          <w:sz w:val="22"/>
-          <w:szCs w:val="22"/>
-        </w:rPr>
-        <w:t xml:space="preserve">Words marked «like this» are defaults a small hospital can keep. A blank marked «________» has no sensible default. Fill it in before this document is signed.</w:t>
       </w:r>
     </w:p>
     <w:p>
@@ -747,86 +723,6 @@
           <w:szCs w:val="22"/>
         </w:rPr>
         <w:t xml:space="preserve">It covers the five governance elements ROM.1.a–e name. It does not cover the qualifications or performance of the organisation's leader (ROM.2), strategic and operational plans (ROM.3), or risk management and outsourced services (ROM.4).</w:t>
-      </w:r>
-    </w:p>
-    <w:p>
-      <w:pPr>
-        <w:spacing w:after="140"/>
-      </w:pPr>
-      <w:r>
-        <w:rPr>
-          <w:sz w:val="22"/>
-          <w:szCs w:val="22"/>
-        </w:rPr>
-        <w:t xml:space="preserve">Boundaries with other policies of «Hospital Name»:</w:t>
-      </w:r>
-    </w:p>
-    <w:p>
-      <w:pPr>
-        <w:pStyle w:val="ListParagraph"/>
-        <w:numPr>
-          <w:ilvl w:val="0"/>
-          <w:numId w:val="1"/>
-        </w:numPr>
-        <w:spacing w:after="60"/>
-      </w:pPr>
-      <w:r>
-        <w:rPr>
-          <w:sz w:val="22"/>
-          <w:szCs w:val="22"/>
-        </w:rPr>
-        <w:t xml:space="preserve">ROM.2 owns the qualifications, experience and performance review of the person heading the organisation. This policy owns who appoints that person (ROM.1.d).</w:t>
-      </w:r>
-    </w:p>
-    <w:p>
-      <w:pPr>
-        <w:pStyle w:val="ListParagraph"/>
-        <w:numPr>
-          <w:ilvl w:val="0"/>
-          <w:numId w:val="1"/>
-        </w:numPr>
-        <w:spacing w:after="60"/>
-      </w:pPr>
-      <w:r>
-        <w:rPr>
-          <w:sz w:val="22"/>
-          <w:szCs w:val="22"/>
-        </w:rPr>
-        <w:t xml:space="preserve">ROM.3 owns strategic and operational plans, budgets, committee effectiveness, service standards and staff rights. This policy owns monitoring performance against mission (ROM.1.c).</w:t>
-      </w:r>
-    </w:p>
-    <w:p>
-      <w:pPr>
-        <w:pStyle w:val="ListParagraph"/>
-        <w:numPr>
-          <w:ilvl w:val="0"/>
-          <w:numId w:val="1"/>
-        </w:numPr>
-        <w:spacing w:after="60"/>
-      </w:pPr>
-      <w:r>
-        <w:rPr>
-          <w:sz w:val="22"/>
-          <w:szCs w:val="22"/>
-        </w:rPr>
-        <w:t xml:space="preserve">ROM.4 owns risk management, reporting of system failures, and outsourced services. This policy owns the ethical framework within which those activities sit (ROM.1.e).</w:t>
-      </w:r>
-    </w:p>
-    <w:p>
-      <w:pPr>
-        <w:pStyle w:val="ListParagraph"/>
-        <w:numPr>
-          <w:ilvl w:val="0"/>
-          <w:numId w:val="1"/>
-        </w:numPr>
-        <w:spacing w:after="60"/>
-      </w:pPr>
-      <w:r>
-        <w:rPr>
-          <w:sz w:val="22"/>
-          <w:szCs w:val="22"/>
-        </w:rPr>
-        <w:t xml:space="preserve">HRM owns staff-level human-resource management. This policy owns appointment of senior leaders by the governing body (ROM.1.d).</w:t>
       </w:r>
     </w:p>
     <w:p>

--- a/policies/build/masters/ROM.1_v2_master.docx
+++ b/policies/build/masters/ROM.1_v2_master.docx
@@ -2341,6 +2341,364 @@
         <w:t xml:space="preserve">The Nursing Superintendent holds signed acknowledgements with the induction record.</w:t>
       </w:r>
     </w:p>
+    <w:p>
+      <w:pPr>
+        <w:pStyle w:val="Heading1"/>
+        <w:spacing w:after="120" w:before="280"/>
+      </w:pPr>
+      <w:r>
+        <w:t>9. Distribution</w:t>
+      </w:r>
+    </w:p>
+    <w:p>
+      <w:pPr>
+        <w:spacing w:after="140"/>
+      </w:pPr>
+      <w:r>
+        <w:rPr>
+          <w:sz w:val="22"/>
+          <w:szCs w:val="22"/>
+        </w:rPr>
+        <w:t xml:space="preserve">Official master copy: office of the Medical Superintendent, «Hospital Name», with the Quality Coordinator.</w:t>
+      </w:r>
+    </w:p>
+    <w:p>
+      <w:pPr>
+        <w:spacing w:after="140"/>
+      </w:pPr>
+      <w:r>
+        <w:rPr>
+          <w:sz w:val="22"/>
+          <w:szCs w:val="22"/>
+        </w:rPr>
+        <w:t xml:space="preserve">Copies issued to: governing body members; department and service heads; nursing administration; quality office.</w:t>
+      </w:r>
+    </w:p>
+    <w:p>
+      <w:pPr>
+        <w:spacing w:after="140"/>
+      </w:pPr>
+      <w:r>
+        <w:rPr>
+          <w:sz w:val="22"/>
+          <w:szCs w:val="22"/>
+        </w:rPr>
+        <w:t xml:space="preserve">The current version is available to all staff at the «front-office policy file» and, if the hospital keeps an intranet, at «staff intranet / policies».</w:t>
+      </w:r>
+    </w:p>
+    <w:p>
+      <w:pPr>
+        <w:spacing w:after="140"/>
+      </w:pPr>
+      <w:r>
+        <w:rPr>
+          <w:sz w:val="22"/>
+          <w:szCs w:val="22"/>
+        </w:rPr>
+        <w:t xml:space="preserve">When a new version is issued, take old copies out of use.</w:t>
+      </w:r>
+    </w:p>
+    <w:p>
+      <w:pPr>
+        <w:pStyle w:val="Heading1"/>
+        <w:spacing w:after="120" w:before="280"/>
+      </w:pPr>
+      <w:r>
+        <w:t>10. Abbreviations</w:t>
+      </w:r>
+    </w:p>
+    <w:tbl>
+      <w:tblPr>
+        <w:tblW w:type="pct" w:w="100%"/>
+        <w:tblBorders>
+          <w:top w:val="single" w:color="auto" w:sz="4"/>
+          <w:left w:val="single" w:color="auto" w:sz="4"/>
+          <w:bottom w:val="single" w:color="auto" w:sz="4"/>
+          <w:right w:val="single" w:color="auto" w:sz="4"/>
+          <w:insideH w:val="single" w:color="auto" w:sz="4"/>
+          <w:insideV w:val="single" w:color="auto" w:sz="4"/>
+        </w:tblBorders>
+      </w:tblPr>
+      <w:tblGrid>
+        <w:gridCol w:w="100"/>
+        <w:gridCol w:w="100"/>
+      </w:tblGrid>
+      <w:tr>
+        <w:tc>
+          <w:tcPr>
+            <w:tcW w:type="pct" w:w="22%"/>
+            <w:tcBorders>
+              <w:top w:val="single" w:color="999999" w:sz="4"/>
+              <w:left w:val="single" w:color="999999" w:sz="4"/>
+              <w:bottom w:val="single" w:color="999999" w:sz="4"/>
+              <w:right w:val="single" w:color="999999" w:sz="4"/>
+            </w:tcBorders>
+            <w:shd w:fill="E8E8E8" w:val="clear"/>
+          </w:tcPr>
+          <w:p>
+            <w:r>
+              <w:rPr>
+                <w:b/>
+              </w:rPr>
+              <w:t>Abbreviation</w:t>
+            </w:r>
+          </w:p>
+        </w:tc>
+        <w:tc>
+          <w:tcPr>
+            <w:tcW w:type="pct" w:w="22%"/>
+            <w:tcBorders>
+              <w:top w:val="single" w:color="999999" w:sz="4"/>
+              <w:left w:val="single" w:color="999999" w:sz="4"/>
+              <w:bottom w:val="single" w:color="999999" w:sz="4"/>
+              <w:right w:val="single" w:color="999999" w:sz="4"/>
+            </w:tcBorders>
+            <w:shd w:fill="E8E8E8" w:val="clear"/>
+          </w:tcPr>
+          <w:p>
+            <w:r>
+              <w:rPr>
+                <w:b/>
+              </w:rPr>
+              <w:t>Meaning</w:t>
+            </w:r>
+          </w:p>
+        </w:tc>
+      </w:tr>
+      <w:tr>
+        <w:tc>
+          <w:tcPr>
+            <w:tcW w:type="pct" w:w="22%"/>
+            <w:tcBorders>
+              <w:top w:val="single" w:color="999999" w:sz="4"/>
+              <w:left w:val="single" w:color="999999" w:sz="4"/>
+              <w:bottom w:val="single" w:color="999999" w:sz="4"/>
+              <w:right w:val="single" w:color="999999" w:sz="4"/>
+            </w:tcBorders>
+            <w:shd w:fill="E8E8E8" w:val="clear"/>
+          </w:tcPr>
+          <w:p>
+            <w:r>
+              <w:rPr>
+                <w:b w:val="0"/>
+              </w:rPr>
+              <w:t>CAPA</w:t>
+            </w:r>
+          </w:p>
+        </w:tc>
+        <w:tc>
+          <w:tcPr>
+            <w:tcW w:type="pct" w:w="22%"/>
+            <w:tcBorders>
+              <w:top w:val="single" w:color="999999" w:sz="4"/>
+              <w:left w:val="single" w:color="999999" w:sz="4"/>
+              <w:bottom w:val="single" w:color="999999" w:sz="4"/>
+              <w:right w:val="single" w:color="999999" w:sz="4"/>
+            </w:tcBorders>
+            <w:shd w:fill="E8E8E8" w:val="clear"/>
+          </w:tcPr>
+          <w:p>
+            <w:r>
+              <w:rPr>
+                <w:b w:val="0"/>
+              </w:rPr>
+              <w:t>corrective and preventive action</w:t>
+            </w:r>
+          </w:p>
+        </w:tc>
+      </w:tr>
+      <w:tr>
+        <w:tc>
+          <w:tcPr>
+            <w:tcW w:type="pct" w:w="22%"/>
+            <w:tcBorders>
+              <w:top w:val="single" w:color="999999" w:sz="4"/>
+              <w:left w:val="single" w:color="999999" w:sz="4"/>
+              <w:bottom w:val="single" w:color="999999" w:sz="4"/>
+              <w:right w:val="single" w:color="999999" w:sz="4"/>
+            </w:tcBorders>
+            <w:shd w:fill="E8E8E8" w:val="clear"/>
+          </w:tcPr>
+          <w:p>
+            <w:r>
+              <w:rPr>
+                <w:b w:val="0"/>
+              </w:rPr>
+              <w:t>NABH</w:t>
+            </w:r>
+          </w:p>
+        </w:tc>
+        <w:tc>
+          <w:tcPr>
+            <w:tcW w:type="pct" w:w="22%"/>
+            <w:tcBorders>
+              <w:top w:val="single" w:color="999999" w:sz="4"/>
+              <w:left w:val="single" w:color="999999" w:sz="4"/>
+              <w:bottom w:val="single" w:color="999999" w:sz="4"/>
+              <w:right w:val="single" w:color="999999" w:sz="4"/>
+            </w:tcBorders>
+            <w:shd w:fill="E8E8E8" w:val="clear"/>
+          </w:tcPr>
+          <w:p>
+            <w:r>
+              <w:rPr>
+                <w:b w:val="0"/>
+              </w:rPr>
+              <w:t>National Accreditation Board for Hospitals and Healthcare Providers</w:t>
+            </w:r>
+          </w:p>
+        </w:tc>
+      </w:tr>
+      <w:tr>
+        <w:tc>
+          <w:tcPr>
+            <w:tcW w:type="pct" w:w="22%"/>
+            <w:tcBorders>
+              <w:top w:val="single" w:color="999999" w:sz="4"/>
+              <w:left w:val="single" w:color="999999" w:sz="4"/>
+              <w:bottom w:val="single" w:color="999999" w:sz="4"/>
+              <w:right w:val="single" w:color="999999" w:sz="4"/>
+            </w:tcBorders>
+            <w:shd w:fill="E8E8E8" w:val="clear"/>
+          </w:tcPr>
+          <w:p>
+            <w:r>
+              <w:rPr>
+                <w:b w:val="0"/>
+              </w:rPr>
+              <w:t>OE</w:t>
+            </w:r>
+          </w:p>
+        </w:tc>
+        <w:tc>
+          <w:tcPr>
+            <w:tcW w:type="pct" w:w="22%"/>
+            <w:tcBorders>
+              <w:top w:val="single" w:color="999999" w:sz="4"/>
+              <w:left w:val="single" w:color="999999" w:sz="4"/>
+              <w:bottom w:val="single" w:color="999999" w:sz="4"/>
+              <w:right w:val="single" w:color="999999" w:sz="4"/>
+            </w:tcBorders>
+            <w:shd w:fill="E8E8E8" w:val="clear"/>
+          </w:tcPr>
+          <w:p>
+            <w:r>
+              <w:rPr>
+                <w:b w:val="0"/>
+              </w:rPr>
+              <w:t>objective element</w:t>
+            </w:r>
+          </w:p>
+        </w:tc>
+      </w:tr>
+      <w:tr>
+        <w:tc>
+          <w:tcPr>
+            <w:tcW w:type="pct" w:w="22%"/>
+            <w:tcBorders>
+              <w:top w:val="single" w:color="999999" w:sz="4"/>
+              <w:left w:val="single" w:color="999999" w:sz="4"/>
+              <w:bottom w:val="single" w:color="999999" w:sz="4"/>
+              <w:right w:val="single" w:color="999999" w:sz="4"/>
+            </w:tcBorders>
+            <w:shd w:fill="E8E8E8" w:val="clear"/>
+          </w:tcPr>
+          <w:p>
+            <w:r>
+              <w:rPr>
+                <w:b w:val="0"/>
+              </w:rPr>
+              <w:t>ROM</w:t>
+            </w:r>
+          </w:p>
+        </w:tc>
+        <w:tc>
+          <w:tcPr>
+            <w:tcW w:type="pct" w:w="22%"/>
+            <w:tcBorders>
+              <w:top w:val="single" w:color="999999" w:sz="4"/>
+              <w:left w:val="single" w:color="999999" w:sz="4"/>
+              <w:bottom w:val="single" w:color="999999" w:sz="4"/>
+              <w:right w:val="single" w:color="999999" w:sz="4"/>
+            </w:tcBorders>
+            <w:shd w:fill="E8E8E8" w:val="clear"/>
+          </w:tcPr>
+          <w:p>
+            <w:r>
+              <w:rPr>
+                <w:b w:val="0"/>
+              </w:rPr>
+              <w:t>Responsibilities of Management (NABH SHCO chapter 7)</w:t>
+            </w:r>
+          </w:p>
+        </w:tc>
+      </w:tr>
+      <w:tr>
+        <w:tc>
+          <w:tcPr>
+            <w:tcW w:type="pct" w:w="22%"/>
+            <w:tcBorders>
+              <w:top w:val="single" w:color="999999" w:sz="4"/>
+              <w:left w:val="single" w:color="999999" w:sz="4"/>
+              <w:bottom w:val="single" w:color="999999" w:sz="4"/>
+              <w:right w:val="single" w:color="999999" w:sz="4"/>
+            </w:tcBorders>
+            <w:shd w:fill="E8E8E8" w:val="clear"/>
+          </w:tcPr>
+          <w:p>
+            <w:r>
+              <w:rPr>
+                <w:b w:val="0"/>
+              </w:rPr>
+              <w:t>SHCO</w:t>
+            </w:r>
+          </w:p>
+        </w:tc>
+        <w:tc>
+          <w:tcPr>
+            <w:tcW w:type="pct" w:w="22%"/>
+            <w:tcBorders>
+              <w:top w:val="single" w:color="999999" w:sz="4"/>
+              <w:left w:val="single" w:color="999999" w:sz="4"/>
+              <w:bottom w:val="single" w:color="999999" w:sz="4"/>
+              <w:right w:val="single" w:color="999999" w:sz="4"/>
+            </w:tcBorders>
+            <w:shd w:fill="E8E8E8" w:val="clear"/>
+          </w:tcPr>
+          <w:p>
+            <w:r>
+              <w:rPr>
+                <w:b w:val="0"/>
+              </w:rPr>
+              <w:t>Standards for Small Healthcare Organisations</w:t>
+            </w:r>
+          </w:p>
+        </w:tc>
+      </w:tr>
+    </w:tbl>
+    <w:p>
+      <w:pPr>
+        <w:pStyle w:val="Heading1"/>
+        <w:spacing w:after="120" w:before="280"/>
+      </w:pPr>
+      <w:r>
+        <w:t>11. Traceability to NABH SHCO 3rd Edition ROM.1</w:t>
+      </w:r>
+    </w:p>
+    <w:p>
+      <w:pPr>
+        <w:spacing w:after="120"/>
+      </w:pPr>
+      <w:r>
+        <w:rPr>
+          <w:i/>
+          <w:iCs/>
+          <w:sz w:val="20"/>
+          <w:szCs w:val="20"/>
+        </w:rPr>
+        <w:t xml:space="preserve">This table is an index. It is not how the policy is organised.</w:t>
+      </w:r>
+    </w:p>
     <w:tbl>
       <w:tblPr>
         <w:tblW w:type="pct" w:w="100%"/>
@@ -3005,364 +3363,6 @@
         </w:tc>
       </w:tr>
     </w:tbl>
-    <w:p>
-      <w:pPr>
-        <w:pStyle w:val="Heading1"/>
-        <w:spacing w:after="120" w:before="280"/>
-      </w:pPr>
-      <w:r>
-        <w:t>9. Distribution</w:t>
-      </w:r>
-    </w:p>
-    <w:p>
-      <w:pPr>
-        <w:spacing w:after="140"/>
-      </w:pPr>
-      <w:r>
-        <w:rPr>
-          <w:sz w:val="22"/>
-          <w:szCs w:val="22"/>
-        </w:rPr>
-        <w:t xml:space="preserve">Official master copy: office of the Medical Superintendent, «Hospital Name», with the Quality Coordinator.</w:t>
-      </w:r>
-    </w:p>
-    <w:p>
-      <w:pPr>
-        <w:spacing w:after="140"/>
-      </w:pPr>
-      <w:r>
-        <w:rPr>
-          <w:sz w:val="22"/>
-          <w:szCs w:val="22"/>
-        </w:rPr>
-        <w:t xml:space="preserve">Copies issued to: governing body members; department and service heads; nursing administration; quality office.</w:t>
-      </w:r>
-    </w:p>
-    <w:p>
-      <w:pPr>
-        <w:spacing w:after="140"/>
-      </w:pPr>
-      <w:r>
-        <w:rPr>
-          <w:sz w:val="22"/>
-          <w:szCs w:val="22"/>
-        </w:rPr>
-        <w:t xml:space="preserve">The current version is available to all staff at the «front-office policy file» and, if the hospital keeps an intranet, at «staff intranet / policies».</w:t>
-      </w:r>
-    </w:p>
-    <w:p>
-      <w:pPr>
-        <w:spacing w:after="140"/>
-      </w:pPr>
-      <w:r>
-        <w:rPr>
-          <w:sz w:val="22"/>
-          <w:szCs w:val="22"/>
-        </w:rPr>
-        <w:t xml:space="preserve">When a new version is issued, take old copies out of use.</w:t>
-      </w:r>
-    </w:p>
-    <w:p>
-      <w:pPr>
-        <w:pStyle w:val="Heading1"/>
-        <w:spacing w:after="120" w:before="280"/>
-      </w:pPr>
-      <w:r>
-        <w:t>10. Abbreviations</w:t>
-      </w:r>
-    </w:p>
-    <w:tbl>
-      <w:tblPr>
-        <w:tblW w:type="pct" w:w="100%"/>
-        <w:tblBorders>
-          <w:top w:val="single" w:color="auto" w:sz="4"/>
-          <w:left w:val="single" w:color="auto" w:sz="4"/>
-          <w:bottom w:val="single" w:color="auto" w:sz="4"/>
-          <w:right w:val="single" w:color="auto" w:sz="4"/>
-          <w:insideH w:val="single" w:color="auto" w:sz="4"/>
-          <w:insideV w:val="single" w:color="auto" w:sz="4"/>
-        </w:tblBorders>
-      </w:tblPr>
-      <w:tblGrid>
-        <w:gridCol w:w="100"/>
-        <w:gridCol w:w="100"/>
-      </w:tblGrid>
-      <w:tr>
-        <w:tc>
-          <w:tcPr>
-            <w:tcW w:type="pct" w:w="22%"/>
-            <w:tcBorders>
-              <w:top w:val="single" w:color="999999" w:sz="4"/>
-              <w:left w:val="single" w:color="999999" w:sz="4"/>
-              <w:bottom w:val="single" w:color="999999" w:sz="4"/>
-              <w:right w:val="single" w:color="999999" w:sz="4"/>
-            </w:tcBorders>
-            <w:shd w:fill="E8E8E8" w:val="clear"/>
-          </w:tcPr>
-          <w:p>
-            <w:r>
-              <w:rPr>
-                <w:b/>
-              </w:rPr>
-              <w:t>Abbreviation</w:t>
-            </w:r>
-          </w:p>
-        </w:tc>
-        <w:tc>
-          <w:tcPr>
-            <w:tcW w:type="pct" w:w="22%"/>
-            <w:tcBorders>
-              <w:top w:val="single" w:color="999999" w:sz="4"/>
-              <w:left w:val="single" w:color="999999" w:sz="4"/>
-              <w:bottom w:val="single" w:color="999999" w:sz="4"/>
-              <w:right w:val="single" w:color="999999" w:sz="4"/>
-            </w:tcBorders>
-            <w:shd w:fill="E8E8E8" w:val="clear"/>
-          </w:tcPr>
-          <w:p>
-            <w:r>
-              <w:rPr>
-                <w:b/>
-              </w:rPr>
-              <w:t>Meaning</w:t>
-            </w:r>
-          </w:p>
-        </w:tc>
-      </w:tr>
-      <w:tr>
-        <w:tc>
-          <w:tcPr>
-            <w:tcW w:type="pct" w:w="22%"/>
-            <w:tcBorders>
-              <w:top w:val="single" w:color="999999" w:sz="4"/>
-              <w:left w:val="single" w:color="999999" w:sz="4"/>
-              <w:bottom w:val="single" w:color="999999" w:sz="4"/>
-              <w:right w:val="single" w:color="999999" w:sz="4"/>
-            </w:tcBorders>
-            <w:shd w:fill="E8E8E8" w:val="clear"/>
-          </w:tcPr>
-          <w:p>
-            <w:r>
-              <w:rPr>
-                <w:b w:val="0"/>
-              </w:rPr>
-              <w:t>CAPA</w:t>
-            </w:r>
-          </w:p>
-        </w:tc>
-        <w:tc>
-          <w:tcPr>
-            <w:tcW w:type="pct" w:w="22%"/>
-            <w:tcBorders>
-              <w:top w:val="single" w:color="999999" w:sz="4"/>
-              <w:left w:val="single" w:color="999999" w:sz="4"/>
-              <w:bottom w:val="single" w:color="999999" w:sz="4"/>
-              <w:right w:val="single" w:color="999999" w:sz="4"/>
-            </w:tcBorders>
-            <w:shd w:fill="E8E8E8" w:val="clear"/>
-          </w:tcPr>
-          <w:p>
-            <w:r>
-              <w:rPr>
-                <w:b w:val="0"/>
-              </w:rPr>
-              <w:t>corrective and preventive action</w:t>
-            </w:r>
-          </w:p>
-        </w:tc>
-      </w:tr>
-      <w:tr>
-        <w:tc>
-          <w:tcPr>
-            <w:tcW w:type="pct" w:w="22%"/>
-            <w:tcBorders>
-              <w:top w:val="single" w:color="999999" w:sz="4"/>
-              <w:left w:val="single" w:color="999999" w:sz="4"/>
-              <w:bottom w:val="single" w:color="999999" w:sz="4"/>
-              <w:right w:val="single" w:color="999999" w:sz="4"/>
-            </w:tcBorders>
-            <w:shd w:fill="E8E8E8" w:val="clear"/>
-          </w:tcPr>
-          <w:p>
-            <w:r>
-              <w:rPr>
-                <w:b w:val="0"/>
-              </w:rPr>
-              <w:t>NABH</w:t>
-            </w:r>
-          </w:p>
-        </w:tc>
-        <w:tc>
-          <w:tcPr>
-            <w:tcW w:type="pct" w:w="22%"/>
-            <w:tcBorders>
-              <w:top w:val="single" w:color="999999" w:sz="4"/>
-              <w:left w:val="single" w:color="999999" w:sz="4"/>
-              <w:bottom w:val="single" w:color="999999" w:sz="4"/>
-              <w:right w:val="single" w:color="999999" w:sz="4"/>
-            </w:tcBorders>
-            <w:shd w:fill="E8E8E8" w:val="clear"/>
-          </w:tcPr>
-          <w:p>
-            <w:r>
-              <w:rPr>
-                <w:b w:val="0"/>
-              </w:rPr>
-              <w:t>National Accreditation Board for Hospitals and Healthcare Providers</w:t>
-            </w:r>
-          </w:p>
-        </w:tc>
-      </w:tr>
-      <w:tr>
-        <w:tc>
-          <w:tcPr>
-            <w:tcW w:type="pct" w:w="22%"/>
-            <w:tcBorders>
-              <w:top w:val="single" w:color="999999" w:sz="4"/>
-              <w:left w:val="single" w:color="999999" w:sz="4"/>
-              <w:bottom w:val="single" w:color="999999" w:sz="4"/>
-              <w:right w:val="single" w:color="999999" w:sz="4"/>
-            </w:tcBorders>
-            <w:shd w:fill="E8E8E8" w:val="clear"/>
-          </w:tcPr>
-          <w:p>
-            <w:r>
-              <w:rPr>
-                <w:b w:val="0"/>
-              </w:rPr>
-              <w:t>OE</w:t>
-            </w:r>
-          </w:p>
-        </w:tc>
-        <w:tc>
-          <w:tcPr>
-            <w:tcW w:type="pct" w:w="22%"/>
-            <w:tcBorders>
-              <w:top w:val="single" w:color="999999" w:sz="4"/>
-              <w:left w:val="single" w:color="999999" w:sz="4"/>
-              <w:bottom w:val="single" w:color="999999" w:sz="4"/>
-              <w:right w:val="single" w:color="999999" w:sz="4"/>
-            </w:tcBorders>
-            <w:shd w:fill="E8E8E8" w:val="clear"/>
-          </w:tcPr>
-          <w:p>
-            <w:r>
-              <w:rPr>
-                <w:b w:val="0"/>
-              </w:rPr>
-              <w:t>objective element</w:t>
-            </w:r>
-          </w:p>
-        </w:tc>
-      </w:tr>
-      <w:tr>
-        <w:tc>
-          <w:tcPr>
-            <w:tcW w:type="pct" w:w="22%"/>
-            <w:tcBorders>
-              <w:top w:val="single" w:color="999999" w:sz="4"/>
-              <w:left w:val="single" w:color="999999" w:sz="4"/>
-              <w:bottom w:val="single" w:color="999999" w:sz="4"/>
-              <w:right w:val="single" w:color="999999" w:sz="4"/>
-            </w:tcBorders>
-            <w:shd w:fill="E8E8E8" w:val="clear"/>
-          </w:tcPr>
-          <w:p>
-            <w:r>
-              <w:rPr>
-                <w:b w:val="0"/>
-              </w:rPr>
-              <w:t>ROM</w:t>
-            </w:r>
-          </w:p>
-        </w:tc>
-        <w:tc>
-          <w:tcPr>
-            <w:tcW w:type="pct" w:w="22%"/>
-            <w:tcBorders>
-              <w:top w:val="single" w:color="999999" w:sz="4"/>
-              <w:left w:val="single" w:color="999999" w:sz="4"/>
-              <w:bottom w:val="single" w:color="999999" w:sz="4"/>
-              <w:right w:val="single" w:color="999999" w:sz="4"/>
-            </w:tcBorders>
-            <w:shd w:fill="E8E8E8" w:val="clear"/>
-          </w:tcPr>
-          <w:p>
-            <w:r>
-              <w:rPr>
-                <w:b w:val="0"/>
-              </w:rPr>
-              <w:t>Responsibilities of Management (NABH SHCO chapter 7)</w:t>
-            </w:r>
-          </w:p>
-        </w:tc>
-      </w:tr>
-      <w:tr>
-        <w:tc>
-          <w:tcPr>
-            <w:tcW w:type="pct" w:w="22%"/>
-            <w:tcBorders>
-              <w:top w:val="single" w:color="999999" w:sz="4"/>
-              <w:left w:val="single" w:color="999999" w:sz="4"/>
-              <w:bottom w:val="single" w:color="999999" w:sz="4"/>
-              <w:right w:val="single" w:color="999999" w:sz="4"/>
-            </w:tcBorders>
-            <w:shd w:fill="E8E8E8" w:val="clear"/>
-          </w:tcPr>
-          <w:p>
-            <w:r>
-              <w:rPr>
-                <w:b w:val="0"/>
-              </w:rPr>
-              <w:t>SHCO</w:t>
-            </w:r>
-          </w:p>
-        </w:tc>
-        <w:tc>
-          <w:tcPr>
-            <w:tcW w:type="pct" w:w="22%"/>
-            <w:tcBorders>
-              <w:top w:val="single" w:color="999999" w:sz="4"/>
-              <w:left w:val="single" w:color="999999" w:sz="4"/>
-              <w:bottom w:val="single" w:color="999999" w:sz="4"/>
-              <w:right w:val="single" w:color="999999" w:sz="4"/>
-            </w:tcBorders>
-            <w:shd w:fill="E8E8E8" w:val="clear"/>
-          </w:tcPr>
-          <w:p>
-            <w:r>
-              <w:rPr>
-                <w:b w:val="0"/>
-              </w:rPr>
-              <w:t>Standards for Small Healthcare Organisations</w:t>
-            </w:r>
-          </w:p>
-        </w:tc>
-      </w:tr>
-    </w:tbl>
-    <w:p>
-      <w:pPr>
-        <w:pStyle w:val="Heading1"/>
-        <w:spacing w:after="120" w:before="280"/>
-      </w:pPr>
-      <w:r>
-        <w:t>11. Traceability to NABH SHCO 3rd Edition ROM.1</w:t>
-      </w:r>
-    </w:p>
-    <w:p>
-      <w:pPr>
-        <w:spacing w:after="120"/>
-      </w:pPr>
-      <w:r>
-        <w:rPr>
-          <w:i/>
-          <w:iCs/>
-          <w:sz w:val="20"/>
-          <w:szCs w:val="20"/>
-        </w:rPr>
-        <w:t xml:space="preserve">This table is an index. It is not how the policy is organised.</w:t>
-      </w:r>
-    </w:p>
     <w:p>
       <w:pPr>
         <w:pStyle w:val="Heading1"/>

--- a/policies/build/masters/ROM.1_v2_master.docx
+++ b/policies/build/masters/ROM.1_v2_master.docx
@@ -715,18 +715,6 @@
     </w:p>
     <w:p>
       <w:pPr>
-        <w:spacing w:after="140"/>
-      </w:pPr>
-      <w:r>
-        <w:rPr>
-          <w:sz w:val="22"/>
-          <w:szCs w:val="22"/>
-        </w:rPr>
-        <w:t xml:space="preserve">It covers the five governance elements ROM.1.a–e name. It does not cover the qualifications or performance of the organisation's leader (ROM.2), strategic and operational plans (ROM.3), or risk management and outsourced services (ROM.4).</w:t>
-      </w:r>
-    </w:p>
-    <w:p>
-      <w:pPr>
         <w:pStyle w:val="Heading1"/>
         <w:spacing w:after="120" w:before="280"/>
       </w:pPr>
@@ -1004,7 +992,7 @@
           <w:sz w:val="22"/>
           <w:szCs w:val="22"/>
         </w:rPr>
-        <w:t xml:space="preserve">This step is distinct from ROM.3's operational-plan monitoring. ROM.1.c measures whether the organisation is achieving its stated mission; ROM.3.b monitors progress against defined goals and objectives.</w:t>
+        <w:t>This step is distinct from operational-plan monitoring, which is handled elsewhere. This step measures whether the organisation is achieving its stated mission; operational monitoring tracks progress against defined goals and objectives.</w:t>
       </w:r>
     </w:p>
     <w:p>
@@ -1049,7 +1037,7 @@
           <w:sz w:val="22"/>
           <w:szCs w:val="22"/>
         </w:rPr>
-        <w:t xml:space="preserve">This step does not cover the qualifications or performance of the organisation's leader — those are ROM.2.</w:t>
+        <w:t>This step does not cover the qualifications or performance of the organisation's leader — that is handled under a separate policy.</w:t>
       </w:r>
     </w:p>
     <w:p>
@@ -1094,7 +1082,7 @@
           <w:sz w:val="22"/>
           <w:szCs w:val="22"/>
         </w:rPr>
-        <w:t xml:space="preserve">This is not a display-only code of ethics. The framework must include a mechanism for reporting and a review cycle. ROM.4's risk-management scope does not replace the ethical framework; the two are complementary.</w:t>
+        <w:t>This is not a display-only code of ethics. The framework must include a mechanism for reporting and a review cycle. The organisation's risk-management policy does not replace the ethical framework; the two are complementary.</w:t>
       </w:r>
     </w:p>
     <w:p>

--- a/policies/build/masters/ROM.1_v2_master.docx
+++ b/policies/build/masters/ROM.1_v2_master.docx
@@ -3748,8 +3748,23 @@
           <w:sz w:val="22"/>
           <w:szCs w:val="22"/>
         </w:rPr>
-        <w:t xml:space="preserve">National Accreditation Board for Hospitals and Healthcare Providers (NABH), Standards for Small Healthcare Organisations, 3rd Edition — Responsibilities of Management chapter, standard ROM.1.</w:t>
-      </w:r>
+      </w:r>
+      <w:r>
+        <w:rPr>
+          <w:sz w:val="22"/>
+        </w:rPr>
+        <w:t xml:space="preserve">National Accreditation Board for Hospitals &amp; Healthcare Providers. (2022). Standards for small healthcare organisations (3rd ed.) — Responsibilities of Management chapter, standard ROM.1. </w:t>
+      </w:r>
+      <w:hyperlink r:id="rId9">
+        <w:r>
+          <w:rPr>
+            <w:rStyle w:val="Hyperlink"/>
+            <w:sz w:val="22"/>
+            <w:szCs w:val="22"/>
+          </w:rPr>
+          <w:t>https://nabh.co/programmes/small-healthcare-organisation-shco-accreditation-programme/</w:t>
+        </w:r>
+      </w:hyperlink>
     </w:p>
     <w:p>
       <w:pPr>
